--- a/ai-chat-api/reports/generated/psychology_report_5.docx
+++ b/ai-chat-api/reports/generated/psychology_report_5.docx
@@ -25,15 +25,8 @@
         <w:t>用户姓名</w:t>
       </w:r>
       <w:r>
-        <w:t xml:space="preserve"> : User</w:t>
+        <w:t xml:space="preserve"> : User_3ac47b0c</w:t>
       </w:r>
-      <w:r>
-        <w:rPr>
-          <w:i/>
-        </w:rPr>
-        <w:t>session</w:t>
-      </w:r>
-      <w:r/>
     </w:p>
     <w:p>
       <w:r/>
@@ -68,7 +61,7 @@
         <w:t>报告日期</w:t>
       </w:r>
       <w:r>
-        <w:t xml:space="preserve"> ：2026 年 01 月</w:t>
+        <w:t xml:space="preserve"> ：2026 年 02 月</w:t>
       </w:r>
     </w:p>
     <w:p>
@@ -327,7 +320,7 @@
         <w:rPr>
           <w:b/>
         </w:rPr>
-        <w:t>情绪调节能力指数（27）</w:t>
+        <w:t>情绪调节能力指数（0）</w:t>
       </w:r>
       <w:r/>
     </w:p>
@@ -345,7 +338,7 @@
         <w:rPr>
           <w:b/>
         </w:rPr>
-        <w:t>认知灵活度指数（132）</w:t>
+        <w:t>认知灵活度指数（0）</w:t>
       </w:r>
       <w:r/>
     </w:p>
@@ -363,7 +356,7 @@
         <w:rPr>
           <w:b/>
         </w:rPr>
-        <w:t>关系敏感度指数（78）</w:t>
+        <w:t>关系敏感度指数（0）</w:t>
       </w:r>
       <w:r/>
     </w:p>
@@ -381,7 +374,7 @@
         <w:rPr>
           <w:b/>
         </w:rPr>
-        <w:t>内在冲突度指数（79）</w:t>
+        <w:t>内在冲突度指数（0）</w:t>
       </w:r>
       <w:r/>
     </w:p>
@@ -399,7 +392,7 @@
         <w:rPr>
           <w:b/>
         </w:rPr>
-        <w:t>成长潜能指数（13）</w:t>
+        <w:t>成长潜能指数（0）</w:t>
       </w:r>
       <w:r/>
     </w:p>
@@ -483,7 +476,7 @@
         <w:rPr>
           <w:b/>
         </w:rPr>
-        <w:t>27 / 100</w:t>
+        <w:t>0 / 100</w:t>
       </w:r>
       <w:r/>
     </w:p>
@@ -604,7 +597,7 @@
         <w:rPr>
           <w:b/>
         </w:rPr>
-        <w:t>132 / 100</w:t>
+        <w:t>0 / 100</w:t>
       </w:r>
       <w:r/>
     </w:p>
@@ -1743,7 +1736,7 @@
         <w:rPr>
           <w:b/>
         </w:rPr>
-        <w:t>78 / 100</w:t>
+        <w:t>0 / 100</w:t>
       </w:r>
       <w:r/>
     </w:p>
@@ -2089,7 +2082,7 @@
     </w:p>
     <w:p>
       <w:r>
-        <w:t>【感性驱动型人格（Emotion-Dominant Type）】</w:t>
+        <w:t>【复合型人格（Complex Type）】</w:t>
       </w:r>
     </w:p>
     <w:p>
@@ -2125,7 +2118,7 @@
         <w:rPr>
           <w:b/>
         </w:rPr>
-        <w:t>13 / 100</w:t>
+        <w:t>0 / 100</w:t>
       </w:r>
       <w:r/>
     </w:p>
